--- a/public/generated/formulaire_Adhésion_MDL_Rouff.docx
+++ b/public/generated/formulaire_Adhésion_MDL_Rouff.docx
@@ -37,9 +37,9 @@
                           <a:avLst/>
                           <a:gdLst>
                             <a:gd name="textAreaLeft" fmla="*/ 0 w 1857600"/>
-                            <a:gd name="textAreaRight" fmla="*/ 1858320 w 1857600"/>
+                            <a:gd name="textAreaRight" fmla="*/ 1859400 w 1857600"/>
                             <a:gd name="textAreaTop" fmla="*/ 0 h 391680"/>
-                            <a:gd name="textAreaBottom" fmla="*/ 392400 h 391680"/>
+                            <a:gd name="textAreaBottom" fmla="*/ 393480 h 391680"/>
                           </a:gdLst>
                           <a:ahLst/>
                           <a:rect l="textAreaLeft" t="textAreaTop" r="textAreaRight" b="textAreaBottom"/>
@@ -257,9 +257,9 @@
                             <a:avLst/>
                             <a:gdLst>
                               <a:gd name="textAreaLeft" fmla="*/ 0 w 3852720"/>
-                              <a:gd name="textAreaRight" fmla="*/ 3853440 w 3852720"/>
+                              <a:gd name="textAreaRight" fmla="*/ 3854520 w 3852720"/>
                               <a:gd name="textAreaTop" fmla="*/ 0 h 4115520"/>
-                              <a:gd name="textAreaBottom" fmla="*/ 4116240 h 4115520"/>
+                              <a:gd name="textAreaBottom" fmla="*/ 4117320 h 4115520"/>
                             </a:gdLst>
                             <a:ahLst/>
                             <a:rect l="textAreaLeft" t="textAreaTop" r="textAreaRight" b="textAreaBottom"/>
@@ -344,15 +344,15 @@
                         <wps:spPr>
                           <a:xfrm>
                             <a:off x="847080" y="2550240"/>
-                            <a:ext cx="1483200" cy="137880"/>
+                            <a:ext cx="1481400" cy="135720"/>
                           </a:xfrm>
                           <a:custGeom>
                             <a:avLst/>
                             <a:gdLst>
-                              <a:gd name="textAreaLeft" fmla="*/ 0 w 840960"/>
-                              <a:gd name="textAreaRight" fmla="*/ 841680 w 840960"/>
-                              <a:gd name="textAreaTop" fmla="*/ 0 h 78120"/>
-                              <a:gd name="textAreaBottom" fmla="*/ 78840 h 78120"/>
+                              <a:gd name="textAreaLeft" fmla="*/ 0 w 839880"/>
+                              <a:gd name="textAreaRight" fmla="*/ 841680 w 839880"/>
+                              <a:gd name="textAreaTop" fmla="*/ 0 h 77040"/>
+                              <a:gd name="textAreaBottom" fmla="*/ 78840 h 77040"/>
                             </a:gdLst>
                             <a:ahLst/>
                             <a:rect l="textAreaLeft" t="textAreaTop" r="textAreaRight" b="textAreaBottom"/>
@@ -501,15 +501,18 @@
                         <w:txbxContent>
                           <w:p>
                             <w:pPr>
-                              <w:pStyle w:val="Contenudecadre"/>
-                              <w:overflowPunct w:val="true"/>
-                              <w:rPr/>
+                              <w:pStyle w:val="Contenudecadreuser"/>
+                              <w:overflowPunct w:val="false"/>
+                              <w:rPr>
+                                <w:color w:val="000000"/>
+                              </w:rPr>
                             </w:pPr>
                             <w:r>
                               <w:rPr>
                                 <w:rFonts w:eastAsia="Calibri" w:cs="" w:ascii="Arial" w:hAnsi="Arial"/>
                                 <w:b/>
                                 <w:bCs/>
+                                <w:color w:val="000000"/>
                                 <w:lang w:val="en-US"/>
                               </w:rPr>
                               <w:t>Rouff</w:t>
@@ -535,15 +538,18 @@
                   <w:txbxContent>
                     <w:p>
                       <w:pPr>
-                        <w:pStyle w:val="Contenudecadre"/>
-                        <w:overflowPunct w:val="true"/>
-                        <w:rPr/>
+                        <w:pStyle w:val="Contenudecadreuser"/>
+                        <w:overflowPunct w:val="false"/>
+                        <w:rPr>
+                          <w:color w:val="000000"/>
+                        </w:rPr>
                       </w:pPr>
                       <w:r>
                         <w:rPr>
                           <w:rFonts w:eastAsia="Calibri" w:cs="" w:ascii="Arial" w:hAnsi="Arial"/>
                           <w:b/>
                           <w:bCs/>
+                          <w:color w:val="000000"/>
                           <w:lang w:val="en-US"/>
                         </w:rPr>
                         <w:t>Rouff</w:t>
@@ -598,15 +604,18 @@
                         <w:txbxContent>
                           <w:p>
                             <w:pPr>
-                              <w:pStyle w:val="Contenudecadre"/>
-                              <w:overflowPunct w:val="true"/>
-                              <w:rPr/>
+                              <w:pStyle w:val="Contenudecadreuser"/>
+                              <w:overflowPunct w:val="false"/>
+                              <w:rPr>
+                                <w:color w:val="000000"/>
+                              </w:rPr>
                             </w:pPr>
                             <w:r>
                               <w:rPr>
                                 <w:rFonts w:eastAsia="Calibri" w:cs="" w:ascii="Arial" w:hAnsi="Arial"/>
                                 <w:b/>
                                 <w:bCs/>
+                                <w:color w:val="000000"/>
                                 <w:lang w:val="en-US"/>
                               </w:rPr>
                               <w:t>Hugo</w:t>
@@ -632,15 +641,18 @@
                   <w:txbxContent>
                     <w:p>
                       <w:pPr>
-                        <w:pStyle w:val="Contenudecadre"/>
-                        <w:overflowPunct w:val="true"/>
-                        <w:rPr/>
+                        <w:pStyle w:val="Contenudecadreuser"/>
+                        <w:overflowPunct w:val="false"/>
+                        <w:rPr>
+                          <w:color w:val="000000"/>
+                        </w:rPr>
                       </w:pPr>
                       <w:r>
                         <w:rPr>
                           <w:rFonts w:eastAsia="Calibri" w:cs="" w:ascii="Arial" w:hAnsi="Arial"/>
                           <w:b/>
                           <w:bCs/>
+                          <w:color w:val="000000"/>
                           <w:lang w:val="en-US"/>
                         </w:rPr>
                         <w:t>Hugo</w:t>
@@ -695,18 +707,21 @@
                         <w:txbxContent>
                           <w:p>
                             <w:pPr>
-                              <w:pStyle w:val="Contenudecadre"/>
-                              <w:overflowPunct w:val="true"/>
-                              <w:rPr/>
+                              <w:pStyle w:val="Contenudecadreuser"/>
+                              <w:overflowPunct w:val="false"/>
+                              <w:rPr>
+                                <w:color w:val="000000"/>
+                              </w:rPr>
                             </w:pPr>
                             <w:r>
                               <w:rPr>
                                 <w:rFonts w:eastAsia="Calibri" w:cs="" w:ascii="Arial" w:hAnsi="Arial"/>
                                 <w:b/>
                                 <w:bCs/>
+                                <w:color w:val="000000"/>
                                 <w:lang w:val="en-US"/>
                               </w:rPr>
-                              <w:t>Non renseigné</w:t>
+                              <w:t>BTS SIO</w:t>
                             </w:r>
                           </w:p>
                         </w:txbxContent>
@@ -729,18 +744,21 @@
                   <w:txbxContent>
                     <w:p>
                       <w:pPr>
-                        <w:pStyle w:val="Contenudecadre"/>
-                        <w:overflowPunct w:val="true"/>
-                        <w:rPr/>
+                        <w:pStyle w:val="Contenudecadreuser"/>
+                        <w:overflowPunct w:val="false"/>
+                        <w:rPr>
+                          <w:color w:val="000000"/>
+                        </w:rPr>
                       </w:pPr>
                       <w:r>
                         <w:rPr>
                           <w:rFonts w:eastAsia="Calibri" w:cs="" w:ascii="Arial" w:hAnsi="Arial"/>
                           <w:b/>
                           <w:bCs/>
+                          <w:color w:val="000000"/>
                           <w:lang w:val="en-US"/>
                         </w:rPr>
-                        <w:t>Non renseigné</w:t>
+                        <w:t>BTS SIO</w:t>
                       </w:r>
                     </w:p>
                   </w:txbxContent>
@@ -902,18 +920,21 @@
                         <w:txbxContent>
                           <w:p>
                             <w:pPr>
-                              <w:pStyle w:val="Contenudecadre"/>
-                              <w:overflowPunct w:val="true"/>
-                              <w:rPr/>
+                              <w:pStyle w:val="Contenudecadreuser"/>
+                              <w:overflowPunct w:val="false"/>
+                              <w:rPr>
+                                <w:color w:val="000000"/>
+                              </w:rPr>
                             </w:pPr>
                             <w:r>
                               <w:rPr>
                                 <w:rFonts w:eastAsia="Calibri" w:cs="" w:ascii="Arial" w:hAnsi="Arial"/>
                                 <w:b/>
                                 <w:bCs/>
+                                <w:color w:val="000000"/>
                                 <w:lang w:val="en-US"/>
                               </w:rPr>
-                              <w:t>Non renseigné</w:t>
+                              <w:t>23/04/2004</w:t>
                             </w:r>
                           </w:p>
                         </w:txbxContent>
@@ -936,18 +957,21 @@
                   <w:txbxContent>
                     <w:p>
                       <w:pPr>
-                        <w:pStyle w:val="Contenudecadre"/>
-                        <w:overflowPunct w:val="true"/>
-                        <w:rPr/>
+                        <w:pStyle w:val="Contenudecadreuser"/>
+                        <w:overflowPunct w:val="false"/>
+                        <w:rPr>
+                          <w:color w:val="000000"/>
+                        </w:rPr>
                       </w:pPr>
                       <w:r>
                         <w:rPr>
                           <w:rFonts w:eastAsia="Calibri" w:cs="" w:ascii="Arial" w:hAnsi="Arial"/>
                           <w:b/>
                           <w:bCs/>
+                          <w:color w:val="000000"/>
                           <w:lang w:val="en-US"/>
                         </w:rPr>
-                        <w:t>Non renseigné</w:t>
+                        <w:t>23/04/2004</w:t>
                       </w:r>
                     </w:p>
                   </w:txbxContent>
@@ -1057,15 +1081,18 @@
                         <w:txbxContent>
                           <w:p>
                             <w:pPr>
-                              <w:pStyle w:val="Contenudecadre"/>
-                              <w:overflowPunct w:val="true"/>
-                              <w:rPr/>
+                              <w:pStyle w:val="Contenudecadreuser"/>
+                              <w:overflowPunct w:val="false"/>
+                              <w:rPr>
+                                <w:color w:val="000000"/>
+                              </w:rPr>
                             </w:pPr>
                             <w:r>
                               <w:rPr>
                                 <w:rFonts w:eastAsia="Calibri" w:cs="" w:ascii="Arial" w:hAnsi="Arial"/>
                                 <w:b/>
                                 <w:bCs/>
+                                <w:color w:val="000000"/>
                                 <w:lang w:val="en-US"/>
                               </w:rPr>
                               <w:t>Non renseigné</w:t>
@@ -1091,15 +1118,18 @@
                   <w:txbxContent>
                     <w:p>
                       <w:pPr>
-                        <w:pStyle w:val="Contenudecadre"/>
-                        <w:overflowPunct w:val="true"/>
-                        <w:rPr/>
+                        <w:pStyle w:val="Contenudecadreuser"/>
+                        <w:overflowPunct w:val="false"/>
+                        <w:rPr>
+                          <w:color w:val="000000"/>
+                        </w:rPr>
                       </w:pPr>
                       <w:r>
                         <w:rPr>
                           <w:rFonts w:eastAsia="Calibri" w:cs="" w:ascii="Arial" w:hAnsi="Arial"/>
                           <w:b/>
                           <w:bCs/>
+                          <w:color w:val="000000"/>
                           <w:lang w:val="en-US"/>
                         </w:rPr>
                         <w:t>Non renseigné</w:t>
@@ -1123,7 +1153,7 @@
                 <wp:positionV relativeFrom="paragraph">
                   <wp:posOffset>158750</wp:posOffset>
                 </wp:positionV>
-                <wp:extent cx="1929765" cy="238125"/>
+                <wp:extent cx="3017520" cy="455295"/>
                 <wp:effectExtent l="0" t="0" r="0" b="0"/>
                 <wp:wrapNone/>
                 <wp:docPr id="10" name="Cadre de texte 8"/>
@@ -1134,7 +1164,7 @@
                       <wps:spPr>
                         <a:xfrm>
                           <a:off x="0" y="0"/>
-                          <a:ext cx="1929600" cy="237960"/>
+                          <a:ext cx="3017520" cy="455400"/>
                         </a:xfrm>
                         <a:prstGeom prst="rect">
                           <a:avLst/>
@@ -1154,15 +1184,18 @@
                         <w:txbxContent>
                           <w:p>
                             <w:pPr>
-                              <w:pStyle w:val="Contenudecadre"/>
-                              <w:overflowPunct w:val="true"/>
-                              <w:rPr/>
+                              <w:pStyle w:val="Contenudecadreuser"/>
+                              <w:overflowPunct w:val="false"/>
+                              <w:rPr>
+                                <w:color w:val="000000"/>
+                              </w:rPr>
                             </w:pPr>
                             <w:r>
                               <w:rPr>
                                 <w:rFonts w:eastAsia="Calibri" w:cs="" w:ascii="Arial" w:hAnsi="Arial"/>
                                 <w:b/>
                                 <w:bCs/>
+                                <w:color w:val="000000"/>
                                 <w:lang w:val="en-US"/>
                               </w:rPr>
                               <w:t>hugo.rouff@lyceefulbert.fr</w:t>
@@ -1181,22 +1214,25 @@
           </mc:Choice>
           <mc:Fallback>
             <w:pict>
-              <v:rect id="shape_0" ID="Cadre de texte 8" path="m0,0l-2147483645,0l-2147483645,-2147483646l0,-2147483646xe" stroked="f" o:allowincell="f" style="position:absolute;margin-left:292.25pt;margin-top:12.5pt;width:151.9pt;height:18.7pt;mso-wrap-style:square;v-text-anchor:top">
+              <v:rect id="shape_0" ID="Cadre de texte 8" path="m0,0l-2147483645,0l-2147483645,-2147483646l0,-2147483646xe" stroked="f" o:allowincell="f" style="position:absolute;margin-left:292.25pt;margin-top:12.5pt;width:237.55pt;height:35.8pt;mso-wrap-style:square;v-text-anchor:top">
                 <v:fill o:detectmouseclick="t" on="false"/>
                 <v:stroke color="#3465a4" joinstyle="round" endcap="flat"/>
                 <v:textbox>
                   <w:txbxContent>
                     <w:p>
                       <w:pPr>
-                        <w:pStyle w:val="Contenudecadre"/>
-                        <w:overflowPunct w:val="true"/>
-                        <w:rPr/>
+                        <w:pStyle w:val="Contenudecadreuser"/>
+                        <w:overflowPunct w:val="false"/>
+                        <w:rPr>
+                          <w:color w:val="000000"/>
+                        </w:rPr>
                       </w:pPr>
                       <w:r>
                         <w:rPr>
                           <w:rFonts w:eastAsia="Calibri" w:cs="" w:ascii="Arial" w:hAnsi="Arial"/>
                           <w:b/>
                           <w:bCs/>
+                          <w:color w:val="000000"/>
                           <w:lang w:val="en-US"/>
                         </w:rPr>
                         <w:t>hugo.rouff@lyceefulbert.fr</w:t>
@@ -1344,18 +1380,21 @@
                         <w:txbxContent>
                           <w:p>
                             <w:pPr>
-                              <w:pStyle w:val="Contenudecadre"/>
-                              <w:overflowPunct w:val="true"/>
-                              <w:rPr/>
+                              <w:pStyle w:val="Contenudecadreuser"/>
+                              <w:overflowPunct w:val="false"/>
+                              <w:rPr>
+                                <w:color w:val="000000"/>
+                              </w:rPr>
                             </w:pPr>
                             <w:r>
                               <w:rPr>
                                 <w:rFonts w:eastAsia="Calibri" w:cs="" w:ascii="Arial" w:hAnsi="Arial"/>
                                 <w:b/>
                                 <w:bCs/>
+                                <w:color w:val="000000"/>
                                 <w:lang w:val="en-US"/>
                               </w:rPr>
-                              <w:t>Dupont</w:t>
+                              <w:t>${represantant.nom}</w:t>
                             </w:r>
                           </w:p>
                         </w:txbxContent>
@@ -1378,18 +1417,21 @@
                   <w:txbxContent>
                     <w:p>
                       <w:pPr>
-                        <w:pStyle w:val="Contenudecadre"/>
-                        <w:overflowPunct w:val="true"/>
-                        <w:rPr/>
+                        <w:pStyle w:val="Contenudecadreuser"/>
+                        <w:overflowPunct w:val="false"/>
+                        <w:rPr>
+                          <w:color w:val="000000"/>
+                        </w:rPr>
                       </w:pPr>
                       <w:r>
                         <w:rPr>
                           <w:rFonts w:eastAsia="Calibri" w:cs="" w:ascii="Arial" w:hAnsi="Arial"/>
                           <w:b/>
                           <w:bCs/>
+                          <w:color w:val="000000"/>
                           <w:lang w:val="en-US"/>
                         </w:rPr>
-                        <w:t>Dupont</w:t>
+                        <w:t>${represantant.nom}</w:t>
                       </w:r>
                     </w:p>
                   </w:txbxContent>
@@ -1476,18 +1518,21 @@
                         <w:txbxContent>
                           <w:p>
                             <w:pPr>
-                              <w:pStyle w:val="Contenudecadre"/>
-                              <w:overflowPunct w:val="true"/>
-                              <w:rPr/>
+                              <w:pStyle w:val="Contenudecadreuser"/>
+                              <w:overflowPunct w:val="false"/>
+                              <w:rPr>
+                                <w:color w:val="000000"/>
+                              </w:rPr>
                             </w:pPr>
                             <w:r>
                               <w:rPr>
                                 <w:rFonts w:eastAsia="Calibri" w:cs="" w:ascii="Arial" w:hAnsi="Arial"/>
                                 <w:b/>
                                 <w:bCs/>
+                                <w:color w:val="000000"/>
                                 <w:lang w:val="en-US"/>
                               </w:rPr>
-                              <w:t>12 rue de Paris</w:t>
+                              <w:t>${represantant.adresse}</w:t>
                             </w:r>
                           </w:p>
                         </w:txbxContent>
@@ -1510,18 +1555,21 @@
                   <w:txbxContent>
                     <w:p>
                       <w:pPr>
-                        <w:pStyle w:val="Contenudecadre"/>
-                        <w:overflowPunct w:val="true"/>
-                        <w:rPr/>
+                        <w:pStyle w:val="Contenudecadreuser"/>
+                        <w:overflowPunct w:val="false"/>
+                        <w:rPr>
+                          <w:color w:val="000000"/>
+                        </w:rPr>
                       </w:pPr>
                       <w:r>
                         <w:rPr>
                           <w:rFonts w:eastAsia="Calibri" w:cs="" w:ascii="Arial" w:hAnsi="Arial"/>
                           <w:b/>
                           <w:bCs/>
+                          <w:color w:val="000000"/>
                           <w:lang w:val="en-US"/>
                         </w:rPr>
-                        <w:t>12 rue de Paris</w:t>
+                        <w:t>${represantant.adresse}</w:t>
                       </w:r>
                     </w:p>
                   </w:txbxContent>
@@ -1571,6 +1619,170 @@
         <w:rPr/>
       </w:pPr>
       <w:r>
+        <mc:AlternateContent>
+          <mc:Choice Requires="wps">
+            <w:drawing>
+              <wp:anchor behindDoc="0" distT="635" distB="635" distL="635" distR="635" simplePos="0" locked="0" layoutInCell="1" allowOverlap="1" relativeHeight="35">
+                <wp:simplePos x="0" y="0"/>
+                <wp:positionH relativeFrom="column">
+                  <wp:posOffset>473075</wp:posOffset>
+                </wp:positionH>
+                <wp:positionV relativeFrom="paragraph">
+                  <wp:posOffset>315595</wp:posOffset>
+                </wp:positionV>
+                <wp:extent cx="6197600" cy="222250"/>
+                <wp:effectExtent l="635" t="635" r="635" b="635"/>
+                <wp:wrapNone/>
+                <wp:docPr id="13" name="Forme 1"/>
+                <a:graphic xmlns:a="http://schemas.openxmlformats.org/drawingml/2006/main">
+                  <a:graphicData uri="http://schemas.microsoft.com/office/word/2010/wordprocessingShape">
+                    <wps:wsp>
+                      <wps:cNvSpPr/>
+                      <wps:spPr>
+                        <a:xfrm>
+                          <a:off x="0" y="0"/>
+                          <a:ext cx="6197760" cy="222120"/>
+                        </a:xfrm>
+                        <a:prstGeom prst="rect">
+                          <a:avLst/>
+                        </a:prstGeom>
+                        <a:solidFill>
+                          <a:srgbClr val="ffffff"/>
+                        </a:solidFill>
+                        <a:ln w="0">
+                          <a:solidFill>
+                            <a:srgbClr val="ffffff"/>
+                          </a:solidFill>
+                        </a:ln>
+                      </wps:spPr>
+                      <wps:style>
+                        <a:lnRef idx="0"/>
+                        <a:fillRef idx="0"/>
+                        <a:effectRef idx="0"/>
+                        <a:fontRef idx="minor"/>
+                      </wps:style>
+                      <wps:bodyPr/>
+                    </wps:wsp>
+                  </a:graphicData>
+                </a:graphic>
+              </wp:anchor>
+            </w:drawing>
+          </mc:Choice>
+          <mc:Fallback>
+            <w:pict>
+              <v:rect id="shape_0" ID="Forme 1" path="m0,0l-2147483645,0l-2147483645,-2147483646l0,-2147483646xe" fillcolor="white" stroked="t" o:allowincell="f" style="position:absolute;margin-left:37.25pt;margin-top:24.85pt;width:487.95pt;height:17.45pt;mso-wrap-style:none;v-text-anchor:middle">
+                <v:fill o:detectmouseclick="t" type="solid" color2="black"/>
+                <v:stroke color="white" joinstyle="round" endcap="flat"/>
+                <w10:wrap type="none"/>
+              </v:rect>
+            </w:pict>
+          </mc:Fallback>
+        </mc:AlternateContent>
+        <mc:AlternateContent>
+          <mc:Choice Requires="wps">
+            <w:drawing>
+              <wp:anchor behindDoc="0" distT="0" distB="0" distL="0" distR="0" simplePos="0" locked="0" layoutInCell="1" allowOverlap="1" relativeHeight="36">
+                <wp:simplePos x="0" y="0"/>
+                <wp:positionH relativeFrom="column">
+                  <wp:posOffset>9525</wp:posOffset>
+                </wp:positionH>
+                <wp:positionV relativeFrom="paragraph">
+                  <wp:posOffset>398145</wp:posOffset>
+                </wp:positionV>
+                <wp:extent cx="3422650" cy="368300"/>
+                <wp:effectExtent l="0" t="0" r="0" b="0"/>
+                <wp:wrapNone/>
+                <wp:docPr id="14" name="Cadre de texte 12"/>
+                <a:graphic xmlns:a="http://schemas.openxmlformats.org/drawingml/2006/main">
+                  <a:graphicData uri="http://schemas.microsoft.com/office/word/2010/wordprocessingShape">
+                    <wps:wsp>
+                      <wps:cNvSpPr/>
+                      <wps:spPr>
+                        <a:xfrm>
+                          <a:off x="0" y="0"/>
+                          <a:ext cx="3422520" cy="368280"/>
+                        </a:xfrm>
+                        <a:prstGeom prst="rect">
+                          <a:avLst/>
+                        </a:prstGeom>
+                        <a:noFill/>
+                        <a:ln w="0">
+                          <a:noFill/>
+                        </a:ln>
+                      </wps:spPr>
+                      <wps:style>
+                        <a:lnRef idx="0"/>
+                        <a:fillRef idx="0"/>
+                        <a:effectRef idx="0"/>
+                        <a:fontRef idx="minor"/>
+                      </wps:style>
+                      <wps:txbx>
+                        <w:txbxContent>
+                          <w:p>
+                            <w:pPr>
+                              <w:pStyle w:val="Contenudecadreuser"/>
+                              <w:overflowPunct w:val="false"/>
+                              <w:rPr>
+                                <w:color w:val="000000"/>
+                              </w:rPr>
+                            </w:pPr>
+                            <w:r>
+                              <w:rPr>
+                                <w:rFonts w:eastAsia="Calibri" w:cs="" w:ascii="Arial" w:hAnsi="Arial" w:cstheme="minorBidi" w:eastAsiaTheme="minorHAnsi"/>
+                                <w:b/>
+                                <w:bCs/>
+                                <w:color w:val="000000"/>
+                                <w:lang w:val="en-US"/>
+                              </w:rPr>
+                              <w:t>cheque</w:t>
+                            </w:r>
+                          </w:p>
+                        </w:txbxContent>
+                      </wps:txbx>
+                      <wps:bodyPr lIns="0" rIns="0" tIns="0" bIns="0" anchor="t">
+                        <a:noAutofit/>
+                      </wps:bodyPr>
+                    </wps:wsp>
+                  </a:graphicData>
+                </a:graphic>
+              </wp:anchor>
+            </w:drawing>
+          </mc:Choice>
+          <mc:Fallback>
+            <w:pict>
+              <v:rect id="shape_0" ID="Cadre de texte 12" path="m0,0l-2147483645,0l-2147483645,-2147483646l0,-2147483646xe" stroked="f" o:allowincell="f" style="position:absolute;margin-left:0.75pt;margin-top:31.35pt;width:269.45pt;height:28.95pt;mso-wrap-style:square;v-text-anchor:top">
+                <v:fill o:detectmouseclick="t" on="false"/>
+                <v:stroke color="#3465a4" joinstyle="round" endcap="flat"/>
+                <v:textbox>
+                  <w:txbxContent>
+                    <w:p>
+                      <w:pPr>
+                        <w:pStyle w:val="Contenudecadreuser"/>
+                        <w:overflowPunct w:val="false"/>
+                        <w:rPr>
+                          <w:color w:val="000000"/>
+                        </w:rPr>
+                      </w:pPr>
+                      <w:r>
+                        <w:rPr>
+                          <w:rFonts w:eastAsia="Calibri" w:cs="" w:ascii="Arial" w:hAnsi="Arial" w:cstheme="minorBidi" w:eastAsiaTheme="minorHAnsi"/>
+                          <w:b/>
+                          <w:bCs/>
+                          <w:color w:val="000000"/>
+                          <w:lang w:val="en-US"/>
+                        </w:rPr>
+                        <w:t>cheque</w:t>
+                      </w:r>
+                    </w:p>
+                  </w:txbxContent>
+                </v:textbox>
+                <w10:wrap type="none"/>
+              </v:rect>
+            </w:pict>
+          </mc:Fallback>
+        </mc:AlternateContent>
+      </w:r>
+      <w:r>
         <w:rPr/>
         <w:t>Règlement</w:t>
       </w:r>
@@ -1636,16 +1848,20 @@
       </w:r>
       <w:r>
         <w:rPr>
+          <w:color w:val="FFFFFF"/>
           <w:spacing w:val="-2"/>
         </w:rPr>
         <w:t>Chèques</w:t>
       </w:r>
       <w:r>
-        <w:rPr/>
+        <w:rPr>
+          <w:color w:val="FFFFFF"/>
+        </w:rPr>
         <w:tab/>
       </w:r>
       <w:r>
         <w:rPr>
+          <w:color w:val="FFFFFF"/>
           <w:spacing w:val="-2"/>
         </w:rPr>
         <w:t>Espèces</w:t>
@@ -2161,7 +2377,7 @@
                 <wp:extent cx="1929765" cy="238125"/>
                 <wp:effectExtent l="0" t="0" r="0" b="0"/>
                 <wp:wrapNone/>
-                <wp:docPr id="13" name="Cadre de texte 9"/>
+                <wp:docPr id="15" name="Cadre de texte 9"/>
                 <a:graphic xmlns:a="http://schemas.openxmlformats.org/drawingml/2006/main">
                   <a:graphicData uri="http://schemas.microsoft.com/office/word/2010/wordprocessingShape">
                     <wps:wsp>
@@ -2189,18 +2405,21 @@
                         <w:txbxContent>
                           <w:p>
                             <w:pPr>
-                              <w:pStyle w:val="Contenudecadre"/>
-                              <w:overflowPunct w:val="true"/>
-                              <w:rPr/>
+                              <w:pStyle w:val="Contenudecadreuser"/>
+                              <w:overflowPunct w:val="false"/>
+                              <w:rPr>
+                                <w:color w:val="000000"/>
+                              </w:rPr>
                             </w:pPr>
                             <w:r>
                               <w:rPr>
                                 <w:rFonts w:eastAsia="Calibri" w:cs="" w:ascii="Arial" w:hAnsi="Arial"/>
                                 <w:b/>
                                 <w:bCs/>
+                                <w:color w:val="000000"/>
                                 <w:lang w:val="en-US"/>
                               </w:rPr>
-                              <w:t>Dupont</w:t>
+                              <w:t>${represantant.nom}</w:t>
                             </w:r>
                           </w:p>
                         </w:txbxContent>
@@ -2223,18 +2442,21 @@
                   <w:txbxContent>
                     <w:p>
                       <w:pPr>
-                        <w:pStyle w:val="Contenudecadre"/>
-                        <w:overflowPunct w:val="true"/>
-                        <w:rPr/>
+                        <w:pStyle w:val="Contenudecadreuser"/>
+                        <w:overflowPunct w:val="false"/>
+                        <w:rPr>
+                          <w:color w:val="000000"/>
+                        </w:rPr>
                       </w:pPr>
                       <w:r>
                         <w:rPr>
                           <w:rFonts w:eastAsia="Calibri" w:cs="" w:ascii="Arial" w:hAnsi="Arial"/>
                           <w:b/>
                           <w:bCs/>
+                          <w:color w:val="000000"/>
                           <w:lang w:val="en-US"/>
                         </w:rPr>
-                        <w:t>Dupont</w:t>
+                        <w:t>${represantant.nom}</w:t>
                       </w:r>
                     </w:p>
                   </w:txbxContent>
@@ -2352,7 +2574,7 @@
                 <wp:extent cx="1929765" cy="238125"/>
                 <wp:effectExtent l="0" t="0" r="0" b="0"/>
                 <wp:wrapNone/>
-                <wp:docPr id="14" name="Cadre de texte 10"/>
+                <wp:docPr id="16" name="Cadre de texte 10"/>
                 <a:graphic xmlns:a="http://schemas.openxmlformats.org/drawingml/2006/main">
                   <a:graphicData uri="http://schemas.microsoft.com/office/word/2010/wordprocessingShape">
                     <wps:wsp>
@@ -2380,18 +2602,21 @@
                         <w:txbxContent>
                           <w:p>
                             <w:pPr>
-                              <w:pStyle w:val="Contenudecadre"/>
-                              <w:overflowPunct w:val="true"/>
-                              <w:rPr/>
+                              <w:pStyle w:val="Contenudecadreuser"/>
+                              <w:overflowPunct w:val="false"/>
+                              <w:rPr>
+                                <w:color w:val="000000"/>
+                              </w:rPr>
                             </w:pPr>
                             <w:r>
                               <w:rPr>
                                 <w:rFonts w:eastAsia="Calibri" w:cs="" w:ascii="Arial" w:hAnsi="Arial"/>
                                 <w:b/>
                                 <w:bCs/>
+                                <w:color w:val="000000"/>
                                 <w:lang w:val="en-US"/>
                               </w:rPr>
-                              <w:t>Dupont</w:t>
+                              <w:t>${represantant.nom}</w:t>
                             </w:r>
                           </w:p>
                         </w:txbxContent>
@@ -2414,18 +2639,21 @@
                   <w:txbxContent>
                     <w:p>
                       <w:pPr>
-                        <w:pStyle w:val="Contenudecadre"/>
-                        <w:overflowPunct w:val="true"/>
-                        <w:rPr/>
+                        <w:pStyle w:val="Contenudecadreuser"/>
+                        <w:overflowPunct w:val="false"/>
+                        <w:rPr>
+                          <w:color w:val="000000"/>
+                        </w:rPr>
                       </w:pPr>
                       <w:r>
                         <w:rPr>
                           <w:rFonts w:eastAsia="Calibri" w:cs="" w:ascii="Arial" w:hAnsi="Arial"/>
                           <w:b/>
                           <w:bCs/>
+                          <w:color w:val="000000"/>
                           <w:lang w:val="en-US"/>
                         </w:rPr>
-                        <w:t>Dupont</w:t>
+                        <w:t>${represantant.nom}</w:t>
                       </w:r>
                     </w:p>
                   </w:txbxContent>
@@ -2499,26 +2727,139 @@
         <w:pStyle w:val="BodyText"/>
         <w:spacing w:lineRule="auto" w:line="276" w:before="247" w:after="0"/>
         <w:ind w:left="11" w:right="8545"/>
-        <w:rPr/>
+        <w:rPr>
+          <w:color w:val="FFFFFF"/>
+        </w:rPr>
       </w:pPr>
       <w:r>
-        <w:rPr>
+        <mc:AlternateContent>
+          <mc:Choice Requires="wps">
+            <w:drawing>
+              <wp:anchor behindDoc="0" distT="0" distB="0" distL="0" distR="0" simplePos="0" locked="0" layoutInCell="1" allowOverlap="1" relativeHeight="33">
+                <wp:simplePos x="0" y="0"/>
+                <wp:positionH relativeFrom="column">
+                  <wp:posOffset>-9525</wp:posOffset>
+                </wp:positionH>
+                <wp:positionV relativeFrom="paragraph">
+                  <wp:posOffset>224155</wp:posOffset>
+                </wp:positionV>
+                <wp:extent cx="3790950" cy="381000"/>
+                <wp:effectExtent l="0" t="0" r="0" b="0"/>
+                <wp:wrapNone/>
+                <wp:docPr id="17" name="Cadre de texte 11"/>
+                <a:graphic xmlns:a="http://schemas.openxmlformats.org/drawingml/2006/main">
+                  <a:graphicData uri="http://schemas.microsoft.com/office/word/2010/wordprocessingShape">
+                    <wps:wsp>
+                      <wps:cNvSpPr/>
+                      <wps:spPr>
+                        <a:xfrm>
+                          <a:off x="0" y="0"/>
+                          <a:ext cx="3790800" cy="380880"/>
+                        </a:xfrm>
+                        <a:prstGeom prst="rect">
+                          <a:avLst/>
+                        </a:prstGeom>
+                        <a:noFill/>
+                        <a:ln w="0">
+                          <a:noFill/>
+                        </a:ln>
+                      </wps:spPr>
+                      <wps:style>
+                        <a:lnRef idx="0"/>
+                        <a:fillRef idx="0"/>
+                        <a:effectRef idx="0"/>
+                        <a:fontRef idx="minor"/>
+                      </wps:style>
+                      <wps:txbx>
+                        <w:txbxContent>
+                          <w:p>
+                            <w:pPr>
+                              <w:pStyle w:val="Contenudecadreuser"/>
+                              <w:overflowPunct w:val="false"/>
+                              <w:rPr>
+                                <w:color w:val="000000"/>
+                              </w:rPr>
+                            </w:pPr>
+                            <w:r>
+                              <w:rPr>
+                                <w:rFonts w:eastAsia="Calibri" w:cs="" w:ascii="Arial" w:hAnsi="Arial" w:cstheme="minorBidi" w:eastAsiaTheme="minorHAnsi"/>
+                                <w:b/>
+                                <w:bCs/>
+                                <w:color w:val="000000"/>
+                                <w:lang w:val="en-US"/>
+                              </w:rPr>
+                              <w:t>1</w:t>
+                            </w:r>
+                          </w:p>
+                        </w:txbxContent>
+                      </wps:txbx>
+                      <wps:bodyPr lIns="0" rIns="0" tIns="0" bIns="0" anchor="t">
+                        <a:noAutofit/>
+                      </wps:bodyPr>
+                    </wps:wsp>
+                  </a:graphicData>
+                </a:graphic>
+              </wp:anchor>
+            </w:drawing>
+          </mc:Choice>
+          <mc:Fallback>
+            <w:pict>
+              <v:rect id="shape_0" ID="Cadre de texte 11" path="m0,0l-2147483645,0l-2147483645,-2147483646l0,-2147483646xe" stroked="f" o:allowincell="f" style="position:absolute;margin-left:-0.75pt;margin-top:17.65pt;width:298.45pt;height:29.95pt;mso-wrap-style:square;v-text-anchor:top">
+                <v:fill o:detectmouseclick="t" on="false"/>
+                <v:stroke color="#3465a4" joinstyle="round" endcap="flat"/>
+                <v:textbox>
+                  <w:txbxContent>
+                    <w:p>
+                      <w:pPr>
+                        <w:pStyle w:val="Contenudecadreuser"/>
+                        <w:overflowPunct w:val="false"/>
+                        <w:rPr>
+                          <w:color w:val="000000"/>
+                        </w:rPr>
+                      </w:pPr>
+                      <w:r>
+                        <w:rPr>
+                          <w:rFonts w:eastAsia="Calibri" w:cs="" w:ascii="Arial" w:hAnsi="Arial" w:cstheme="minorBidi" w:eastAsiaTheme="minorHAnsi"/>
+                          <w:b/>
+                          <w:bCs/>
+                          <w:color w:val="000000"/>
+                          <w:lang w:val="en-US"/>
+                        </w:rPr>
+                        <w:t>1</w:t>
+                      </w:r>
+                    </w:p>
+                  </w:txbxContent>
+                </v:textbox>
+                <w10:wrap type="none"/>
+              </v:rect>
+            </w:pict>
+          </mc:Fallback>
+        </mc:AlternateContent>
+      </w:r>
+      <w:r>
+        <w:rPr>
+          <w:color w:val="FFFFFF"/>
           <w:spacing w:val="-2"/>
         </w:rPr>
         <w:t xml:space="preserve">Autorise </w:t>
       </w:r>
       <w:r>
-        <w:rPr/>
+        <w:rPr>
+          <w:color w:val="FFFFFF"/>
+        </w:rPr>
         <w:t>N’autorise</w:t>
       </w:r>
       <w:r>
         <w:rPr>
+          <w:color w:val="FFFFFF"/>
           <w:spacing w:val="-16"/>
         </w:rPr>
         <w:t xml:space="preserve"> </w:t>
       </w:r>
       <w:r>
-        <w:rPr/>
+        <w:rPr>
+          <w:color w:val="FFFFFF"/>
+        </w:rPr>
         <w:t>pas</w:t>
       </w:r>
     </w:p>
@@ -2529,24 +2870,42 @@
         <w:ind w:hanging="0" w:left="11" w:right="0"/>
         <w:jc w:val="left"/>
         <w:rPr>
+          <w:color w:val="FFFFFF"/>
+        </w:rPr>
+      </w:pPr>
+      <w:r>
+        <w:rPr>
           <w:rFonts w:ascii="Arial" w:hAnsi="Arial"/>
           <w:i/>
-          <w:i/>
+          <w:color w:val="FFFFFF"/>
           <w:sz w:val="20"/>
         </w:rPr>
-      </w:pPr>
+        <w:t>(rayer</w:t>
+      </w:r>
       <w:r>
         <w:rPr>
           <w:rFonts w:ascii="Arial" w:hAnsi="Arial"/>
           <w:i/>
+          <w:color w:val="FFFFFF"/>
+          <w:spacing w:val="-6"/>
           <w:sz w:val="20"/>
         </w:rPr>
-        <w:t>(rayer</w:t>
+        <w:t xml:space="preserve"> </w:t>
       </w:r>
       <w:r>
         <w:rPr>
           <w:rFonts w:ascii="Arial" w:hAnsi="Arial"/>
           <w:i/>
+          <w:color w:val="FFFFFF"/>
+          <w:sz w:val="20"/>
+        </w:rPr>
+        <w:t>la</w:t>
+      </w:r>
+      <w:r>
+        <w:rPr>
+          <w:rFonts w:ascii="Arial" w:hAnsi="Arial"/>
+          <w:i/>
+          <w:color w:val="FFFFFF"/>
           <w:spacing w:val="-6"/>
           <w:sz w:val="20"/>
         </w:rPr>
@@ -2556,15 +2915,17 @@
         <w:rPr>
           <w:rFonts w:ascii="Arial" w:hAnsi="Arial"/>
           <w:i/>
+          <w:color w:val="FFFFFF"/>
           <w:sz w:val="20"/>
         </w:rPr>
-        <w:t>la</w:t>
+        <w:t>mention</w:t>
       </w:r>
       <w:r>
         <w:rPr>
           <w:rFonts w:ascii="Arial" w:hAnsi="Arial"/>
           <w:i/>
-          <w:spacing w:val="-6"/>
+          <w:color w:val="FFFFFF"/>
+          <w:spacing w:val="-4"/>
           <w:sz w:val="20"/>
         </w:rPr>
         <w:t xml:space="preserve"> </w:t>
@@ -2573,23 +2934,7 @@
         <w:rPr>
           <w:rFonts w:ascii="Arial" w:hAnsi="Arial"/>
           <w:i/>
-          <w:sz w:val="20"/>
-        </w:rPr>
-        <w:t>mention</w:t>
-      </w:r>
-      <w:r>
-        <w:rPr>
-          <w:rFonts w:ascii="Arial" w:hAnsi="Arial"/>
-          <w:i/>
-          <w:spacing w:val="-4"/>
-          <w:sz w:val="20"/>
-        </w:rPr>
-        <w:t xml:space="preserve"> </w:t>
-      </w:r>
-      <w:r>
-        <w:rPr>
-          <w:rFonts w:ascii="Arial" w:hAnsi="Arial"/>
-          <w:i/>
+          <w:color w:val="FFFFFF"/>
           <w:spacing w:val="-2"/>
           <w:sz w:val="20"/>
         </w:rPr>
@@ -2746,7 +3091,7 @@
   <w:p>
     <w:pPr>
       <w:pStyle w:val="BodyText"/>
-      <w:spacing w:lineRule="auto" w:line="9"/>
+      <w:spacing w:lineRule="auto" w:line="2"/>
       <w:ind w:left="0" w:right="0"/>
       <w:rPr>
         <w:sz w:val="20"/>
@@ -2768,7 +3113,7 @@
           <wp:extent cx="1891030" cy="1414145"/>
           <wp:effectExtent l="0" t="0" r="0" b="0"/>
           <wp:wrapNone/>
-          <wp:docPr id="15" name="Image 1" descr=""/>
+          <wp:docPr id="18" name="Image 1" descr=""/>
           <wp:cNvGraphicFramePr>
             <a:graphicFrameLocks xmlns:a="http://schemas.openxmlformats.org/drawingml/2006/main" noChangeAspect="1"/>
           </wp:cNvGraphicFramePr>
@@ -2776,7 +3121,7 @@
             <a:graphicData uri="http://schemas.openxmlformats.org/drawingml/2006/picture">
               <pic:pic xmlns:pic="http://schemas.openxmlformats.org/drawingml/2006/picture">
                 <pic:nvPicPr>
-                  <pic:cNvPr id="15" name="Image 1" descr=""/>
+                  <pic:cNvPr id="18" name="Image 1" descr=""/>
                   <pic:cNvPicPr>
                     <a:picLocks noChangeAspect="1" noChangeArrowheads="1"/>
                   </pic:cNvPicPr>
@@ -2816,7 +3161,7 @@
               <wp:extent cx="1484630" cy="1579245"/>
               <wp:effectExtent l="5080" t="5715" r="5080" b="4445"/>
               <wp:wrapNone/>
-              <wp:docPr id="16" name="Graphic 2"/>
+              <wp:docPr id="19" name="Graphic 2"/>
               <a:graphic xmlns:a="http://schemas.openxmlformats.org/drawingml/2006/main">
                 <a:graphicData uri="http://schemas.microsoft.com/office/word/2010/wordprocessingShape">
                   <wps:wsp>
@@ -2830,9 +3175,9 @@
                         <a:avLst/>
                         <a:gdLst>
                           <a:gd name="textAreaLeft" fmla="*/ 0 w 841680"/>
-                          <a:gd name="textAreaRight" fmla="*/ 842400 w 841680"/>
+                          <a:gd name="textAreaRight" fmla="*/ 843480 w 841680"/>
                           <a:gd name="textAreaTop" fmla="*/ 0 h 895320"/>
-                          <a:gd name="textAreaBottom" fmla="*/ 896040 h 895320"/>
+                          <a:gd name="textAreaBottom" fmla="*/ 897120 h 895320"/>
                         </a:gdLst>
                         <a:ahLst/>
                         <a:rect l="textAreaLeft" t="textAreaTop" r="textAreaRight" b="textAreaBottom"/>
@@ -2896,7 +3241,7 @@
               <wp:extent cx="2659380" cy="553720"/>
               <wp:effectExtent l="0" t="0" r="0" b="0"/>
               <wp:wrapNone/>
-              <wp:docPr id="17" name="Textbox 3"/>
+              <wp:docPr id="20" name="Textbox 3"/>
               <a:graphic xmlns:a="http://schemas.openxmlformats.org/drawingml/2006/main">
                 <a:graphicData uri="http://schemas.microsoft.com/office/word/2010/wordprocessingShape">
                   <wps:wsp>
@@ -2924,7 +3269,7 @@
                       <w:txbxContent>
                         <w:p>
                           <w:pPr>
-                            <w:pStyle w:val="Contenudecadreuser"/>
+                            <w:pStyle w:val="Contenudecadre"/>
                             <w:spacing w:before="26" w:after="0"/>
                             <w:ind w:hanging="0" w:left="1" w:right="1"/>
                             <w:jc w:val="center"/>
@@ -2969,7 +3314,7 @@
                         </w:p>
                         <w:p>
                           <w:pPr>
-                            <w:pStyle w:val="Contenudecadreuser"/>
+                            <w:pStyle w:val="Contenudecadre"/>
                             <w:spacing w:before="104" w:after="0"/>
                             <w:ind w:hanging="0" w:left="0" w:right="1"/>
                             <w:jc w:val="center"/>
@@ -2988,27 +3333,7 @@
                               <w:w w:val="105"/>
                               <w:sz w:val="28"/>
                             </w:rPr>
-                            <w:t>202</w:t>
-                          </w:r>
-                          <w:r>
-                            <w:rPr>
-                              <w:rFonts w:ascii="Verdana" w:hAnsi="Verdana"/>
-                              <w:i/>
-                              <w:color w:val="000000"/>
-                              <w:w w:val="105"/>
-                              <w:sz w:val="28"/>
-                            </w:rPr>
-                            <w:t>5</w:t>
-                          </w:r>
-                          <w:r>
-                            <w:rPr>
-                              <w:rFonts w:ascii="Verdana" w:hAnsi="Verdana"/>
-                              <w:i/>
-                              <w:color w:val="000000"/>
-                              <w:w w:val="105"/>
-                              <w:sz w:val="28"/>
-                            </w:rPr>
-                            <w:t>-</w:t>
+                            <w:t>2025-</w:t>
                           </w:r>
                           <w:r>
                             <w:rPr>
@@ -3019,18 +3344,7 @@
                               <w:w w:val="105"/>
                               <w:sz w:val="28"/>
                             </w:rPr>
-                            <w:t>202</w:t>
-                          </w:r>
-                          <w:r>
-                            <w:rPr>
-                              <w:rFonts w:ascii="Verdana" w:hAnsi="Verdana"/>
-                              <w:i/>
-                              <w:color w:val="000000"/>
-                              <w:spacing w:val="-4"/>
-                              <w:w w:val="105"/>
-                              <w:sz w:val="28"/>
-                            </w:rPr>
-                            <w:t>6</w:t>
+                            <w:t>2026</w:t>
                           </w:r>
                         </w:p>
                       </w:txbxContent>
@@ -3053,7 +3367,7 @@
                 <w:txbxContent>
                   <w:p>
                     <w:pPr>
-                      <w:pStyle w:val="Contenudecadreuser"/>
+                      <w:pStyle w:val="Contenudecadre"/>
                       <w:spacing w:before="26" w:after="0"/>
                       <w:ind w:hanging="0" w:left="1" w:right="1"/>
                       <w:jc w:val="center"/>
@@ -3098,7 +3412,7 @@
                   </w:p>
                   <w:p>
                     <w:pPr>
-                      <w:pStyle w:val="Contenudecadreuser"/>
+                      <w:pStyle w:val="Contenudecadre"/>
                       <w:spacing w:before="104" w:after="0"/>
                       <w:ind w:hanging="0" w:left="0" w:right="1"/>
                       <w:jc w:val="center"/>
@@ -3117,27 +3431,7 @@
                         <w:w w:val="105"/>
                         <w:sz w:val="28"/>
                       </w:rPr>
-                      <w:t>202</w:t>
-                    </w:r>
-                    <w:r>
-                      <w:rPr>
-                        <w:rFonts w:ascii="Verdana" w:hAnsi="Verdana"/>
-                        <w:i/>
-                        <w:color w:val="000000"/>
-                        <w:w w:val="105"/>
-                        <w:sz w:val="28"/>
-                      </w:rPr>
-                      <w:t>5</w:t>
-                    </w:r>
-                    <w:r>
-                      <w:rPr>
-                        <w:rFonts w:ascii="Verdana" w:hAnsi="Verdana"/>
-                        <w:i/>
-                        <w:color w:val="000000"/>
-                        <w:w w:val="105"/>
-                        <w:sz w:val="28"/>
-                      </w:rPr>
-                      <w:t>-</w:t>
+                      <w:t>2025-</w:t>
                     </w:r>
                     <w:r>
                       <w:rPr>
@@ -3148,18 +3442,7 @@
                         <w:w w:val="105"/>
                         <w:sz w:val="28"/>
                       </w:rPr>
-                      <w:t>202</w:t>
-                    </w:r>
-                    <w:r>
-                      <w:rPr>
-                        <w:rFonts w:ascii="Verdana" w:hAnsi="Verdana"/>
-                        <w:i/>
-                        <w:color w:val="000000"/>
-                        <w:spacing w:val="-4"/>
-                        <w:w w:val="105"/>
-                        <w:sz w:val="28"/>
-                      </w:rPr>
-                      <w:t>6</w:t>
+                      <w:t>2026</w:t>
                     </w:r>
                   </w:p>
                 </w:txbxContent>
@@ -3183,7 +3466,7 @@
               <wp:extent cx="1054100" cy="165735"/>
               <wp:effectExtent l="0" t="0" r="0" b="0"/>
               <wp:wrapNone/>
-              <wp:docPr id="18" name="Textbox 4"/>
+              <wp:docPr id="21" name="Textbox 4"/>
               <a:graphic xmlns:a="http://schemas.openxmlformats.org/drawingml/2006/main">
                 <a:graphicData uri="http://schemas.microsoft.com/office/word/2010/wordprocessingShape">
                   <wps:wsp>
@@ -3211,7 +3494,7 @@
                       <w:txbxContent>
                         <w:p>
                           <w:pPr>
-                            <w:pStyle w:val="Contenudecadreuser"/>
+                            <w:pStyle w:val="Contenudecadre"/>
                             <w:spacing w:lineRule="exact" w:line="245" w:before="0" w:after="0"/>
                             <w:ind w:hanging="0" w:left="20" w:right="0"/>
                             <w:jc w:val="left"/>
@@ -3267,7 +3550,7 @@
                 <w:txbxContent>
                   <w:p>
                     <w:pPr>
-                      <w:pStyle w:val="Contenudecadreuser"/>
+                      <w:pStyle w:val="Contenudecadre"/>
                       <w:spacing w:lineRule="exact" w:line="245" w:before="0" w:after="0"/>
                       <w:ind w:hanging="0" w:left="20" w:right="0"/>
                       <w:jc w:val="left"/>
@@ -3320,7 +3603,7 @@
   <w:p>
     <w:pPr>
       <w:pStyle w:val="BodyText"/>
-      <w:spacing w:lineRule="auto" w:line="9"/>
+      <w:spacing w:lineRule="auto" w:line="2"/>
       <w:ind w:left="0" w:right="0"/>
       <w:rPr>
         <w:sz w:val="20"/>
@@ -3342,7 +3625,7 @@
           <wp:extent cx="1891030" cy="1414145"/>
           <wp:effectExtent l="0" t="0" r="0" b="0"/>
           <wp:wrapNone/>
-          <wp:docPr id="19" name="Image 1" descr=""/>
+          <wp:docPr id="22" name="Image 1" descr=""/>
           <wp:cNvGraphicFramePr>
             <a:graphicFrameLocks xmlns:a="http://schemas.openxmlformats.org/drawingml/2006/main" noChangeAspect="1"/>
           </wp:cNvGraphicFramePr>
@@ -3350,7 +3633,7 @@
             <a:graphicData uri="http://schemas.openxmlformats.org/drawingml/2006/picture">
               <pic:pic xmlns:pic="http://schemas.openxmlformats.org/drawingml/2006/picture">
                 <pic:nvPicPr>
-                  <pic:cNvPr id="19" name="Image 1" descr=""/>
+                  <pic:cNvPr id="22" name="Image 1" descr=""/>
                   <pic:cNvPicPr>
                     <a:picLocks noChangeAspect="1" noChangeArrowheads="1"/>
                   </pic:cNvPicPr>
@@ -3390,7 +3673,7 @@
               <wp:extent cx="1484630" cy="1579245"/>
               <wp:effectExtent l="5080" t="5715" r="5080" b="4445"/>
               <wp:wrapNone/>
-              <wp:docPr id="20" name="Graphic 2"/>
+              <wp:docPr id="23" name="Graphic 2"/>
               <a:graphic xmlns:a="http://schemas.openxmlformats.org/drawingml/2006/main">
                 <a:graphicData uri="http://schemas.microsoft.com/office/word/2010/wordprocessingShape">
                   <wps:wsp>
@@ -3404,9 +3687,9 @@
                         <a:avLst/>
                         <a:gdLst>
                           <a:gd name="textAreaLeft" fmla="*/ 0 w 841680"/>
-                          <a:gd name="textAreaRight" fmla="*/ 842400 w 841680"/>
+                          <a:gd name="textAreaRight" fmla="*/ 843480 w 841680"/>
                           <a:gd name="textAreaTop" fmla="*/ 0 h 895320"/>
-                          <a:gd name="textAreaBottom" fmla="*/ 896040 h 895320"/>
+                          <a:gd name="textAreaBottom" fmla="*/ 897120 h 895320"/>
                         </a:gdLst>
                         <a:ahLst/>
                         <a:rect l="textAreaLeft" t="textAreaTop" r="textAreaRight" b="textAreaBottom"/>
@@ -3470,7 +3753,7 @@
               <wp:extent cx="2659380" cy="553720"/>
               <wp:effectExtent l="0" t="0" r="0" b="0"/>
               <wp:wrapNone/>
-              <wp:docPr id="21" name="Textbox 3"/>
+              <wp:docPr id="24" name="Textbox 3"/>
               <a:graphic xmlns:a="http://schemas.openxmlformats.org/drawingml/2006/main">
                 <a:graphicData uri="http://schemas.microsoft.com/office/word/2010/wordprocessingShape">
                   <wps:wsp>
@@ -3498,7 +3781,7 @@
                       <w:txbxContent>
                         <w:p>
                           <w:pPr>
-                            <w:pStyle w:val="Contenudecadreuser"/>
+                            <w:pStyle w:val="Contenudecadre"/>
                             <w:spacing w:before="26" w:after="0"/>
                             <w:ind w:hanging="0" w:left="1" w:right="1"/>
                             <w:jc w:val="center"/>
@@ -3543,7 +3826,7 @@
                         </w:p>
                         <w:p>
                           <w:pPr>
-                            <w:pStyle w:val="Contenudecadreuser"/>
+                            <w:pStyle w:val="Contenudecadre"/>
                             <w:spacing w:before="104" w:after="0"/>
                             <w:ind w:hanging="0" w:left="0" w:right="1"/>
                             <w:jc w:val="center"/>
@@ -3562,27 +3845,7 @@
                               <w:w w:val="105"/>
                               <w:sz w:val="28"/>
                             </w:rPr>
-                            <w:t>202</w:t>
-                          </w:r>
-                          <w:r>
-                            <w:rPr>
-                              <w:rFonts w:ascii="Verdana" w:hAnsi="Verdana"/>
-                              <w:i/>
-                              <w:color w:val="000000"/>
-                              <w:w w:val="105"/>
-                              <w:sz w:val="28"/>
-                            </w:rPr>
-                            <w:t>5</w:t>
-                          </w:r>
-                          <w:r>
-                            <w:rPr>
-                              <w:rFonts w:ascii="Verdana" w:hAnsi="Verdana"/>
-                              <w:i/>
-                              <w:color w:val="000000"/>
-                              <w:w w:val="105"/>
-                              <w:sz w:val="28"/>
-                            </w:rPr>
-                            <w:t>-</w:t>
+                            <w:t>2025-</w:t>
                           </w:r>
                           <w:r>
                             <w:rPr>
@@ -3593,18 +3856,7 @@
                               <w:w w:val="105"/>
                               <w:sz w:val="28"/>
                             </w:rPr>
-                            <w:t>202</w:t>
-                          </w:r>
-                          <w:r>
-                            <w:rPr>
-                              <w:rFonts w:ascii="Verdana" w:hAnsi="Verdana"/>
-                              <w:i/>
-                              <w:color w:val="000000"/>
-                              <w:spacing w:val="-4"/>
-                              <w:w w:val="105"/>
-                              <w:sz w:val="28"/>
-                            </w:rPr>
-                            <w:t>6</w:t>
+                            <w:t>2026</w:t>
                           </w:r>
                         </w:p>
                       </w:txbxContent>
@@ -3627,7 +3879,7 @@
                 <w:txbxContent>
                   <w:p>
                     <w:pPr>
-                      <w:pStyle w:val="Contenudecadreuser"/>
+                      <w:pStyle w:val="Contenudecadre"/>
                       <w:spacing w:before="26" w:after="0"/>
                       <w:ind w:hanging="0" w:left="1" w:right="1"/>
                       <w:jc w:val="center"/>
@@ -3672,7 +3924,7 @@
                   </w:p>
                   <w:p>
                     <w:pPr>
-                      <w:pStyle w:val="Contenudecadreuser"/>
+                      <w:pStyle w:val="Contenudecadre"/>
                       <w:spacing w:before="104" w:after="0"/>
                       <w:ind w:hanging="0" w:left="0" w:right="1"/>
                       <w:jc w:val="center"/>
@@ -3691,27 +3943,7 @@
                         <w:w w:val="105"/>
                         <w:sz w:val="28"/>
                       </w:rPr>
-                      <w:t>202</w:t>
-                    </w:r>
-                    <w:r>
-                      <w:rPr>
-                        <w:rFonts w:ascii="Verdana" w:hAnsi="Verdana"/>
-                        <w:i/>
-                        <w:color w:val="000000"/>
-                        <w:w w:val="105"/>
-                        <w:sz w:val="28"/>
-                      </w:rPr>
-                      <w:t>5</w:t>
-                    </w:r>
-                    <w:r>
-                      <w:rPr>
-                        <w:rFonts w:ascii="Verdana" w:hAnsi="Verdana"/>
-                        <w:i/>
-                        <w:color w:val="000000"/>
-                        <w:w w:val="105"/>
-                        <w:sz w:val="28"/>
-                      </w:rPr>
-                      <w:t>-</w:t>
+                      <w:t>2025-</w:t>
                     </w:r>
                     <w:r>
                       <w:rPr>
@@ -3722,18 +3954,7 @@
                         <w:w w:val="105"/>
                         <w:sz w:val="28"/>
                       </w:rPr>
-                      <w:t>202</w:t>
-                    </w:r>
-                    <w:r>
-                      <w:rPr>
-                        <w:rFonts w:ascii="Verdana" w:hAnsi="Verdana"/>
-                        <w:i/>
-                        <w:color w:val="000000"/>
-                        <w:spacing w:val="-4"/>
-                        <w:w w:val="105"/>
-                        <w:sz w:val="28"/>
-                      </w:rPr>
-                      <w:t>6</w:t>
+                      <w:t>2026</w:t>
                     </w:r>
                   </w:p>
                 </w:txbxContent>
@@ -3757,7 +3978,7 @@
               <wp:extent cx="1054100" cy="165735"/>
               <wp:effectExtent l="0" t="0" r="0" b="0"/>
               <wp:wrapNone/>
-              <wp:docPr id="22" name="Textbox 4"/>
+              <wp:docPr id="25" name="Textbox 4"/>
               <a:graphic xmlns:a="http://schemas.openxmlformats.org/drawingml/2006/main">
                 <a:graphicData uri="http://schemas.microsoft.com/office/word/2010/wordprocessingShape">
                   <wps:wsp>
@@ -3785,7 +4006,7 @@
                       <w:txbxContent>
                         <w:p>
                           <w:pPr>
-                            <w:pStyle w:val="Contenudecadreuser"/>
+                            <w:pStyle w:val="Contenudecadre"/>
                             <w:spacing w:lineRule="exact" w:line="245" w:before="0" w:after="0"/>
                             <w:ind w:hanging="0" w:left="20" w:right="0"/>
                             <w:jc w:val="left"/>
@@ -3841,7 +4062,7 @@
                 <w:txbxContent>
                   <w:p>
                     <w:pPr>
-                      <w:pStyle w:val="Contenudecadreuser"/>
+                      <w:pStyle w:val="Contenudecadre"/>
                       <w:spacing w:lineRule="exact" w:line="245" w:before="0" w:after="0"/>
                       <w:ind w:hanging="0" w:left="20" w:right="0"/>
                       <w:jc w:val="left"/>
@@ -4357,6 +4578,13 @@
       <w:lang w:val="fr-FR" w:eastAsia="en-US" w:bidi="ar-SA"/>
     </w:rPr>
   </w:style>
+  <w:style w:type="paragraph" w:styleId="En-tteetpieddepageuser">
+    <w:name w:val="En-tête et pied de page (user)"/>
+    <w:basedOn w:val="Normal"/>
+    <w:qFormat/>
+    <w:pPr/>
+    <w:rPr/>
+  </w:style>
   <w:style w:type="paragraph" w:styleId="En-tteetpieddepage">
     <w:name w:val="En-tête et pied de page"/>
     <w:basedOn w:val="Normal"/>
@@ -4366,19 +4594,19 @@
   </w:style>
   <w:style w:type="paragraph" w:styleId="Header">
     <w:name w:val="header"/>
-    <w:basedOn w:val="En-tteetpieddepage"/>
+    <w:basedOn w:val="En-tteetpieddepageuser"/>
+    <w:pPr/>
+    <w:rPr/>
+  </w:style>
+  <w:style w:type="paragraph" w:styleId="Contenudecadre">
+    <w:name w:val="Contenu de cadre"/>
+    <w:basedOn w:val="Normal"/>
+    <w:qFormat/>
     <w:pPr/>
     <w:rPr/>
   </w:style>
   <w:style w:type="paragraph" w:styleId="Contenudecadreuser">
     <w:name w:val="Contenu de cadre (user)"/>
-    <w:basedOn w:val="Normal"/>
-    <w:qFormat/>
-    <w:pPr/>
-    <w:rPr/>
-  </w:style>
-  <w:style w:type="paragraph" w:styleId="Contenudecadre">
-    <w:name w:val="Contenu de cadre"/>
     <w:basedOn w:val="Normal"/>
     <w:qFormat/>
     <w:pPr/>

--- a/public/generated/formulaire_Adhésion_MDL_Rouff.docx
+++ b/public/generated/formulaire_Adhésion_MDL_Rouff.docx
@@ -1095,7 +1095,7 @@
                                 <w:color w:val="000000"/>
                                 <w:lang w:val="en-US"/>
                               </w:rPr>
-                              <w:t>Non renseigné</w:t>
+                              <w:t>0601020405</w:t>
                             </w:r>
                           </w:p>
                         </w:txbxContent>
@@ -1132,7 +1132,7 @@
                           <w:color w:val="000000"/>
                           <w:lang w:val="en-US"/>
                         </w:rPr>
-                        <w:t>Non renseigné</w:t>
+                        <w:t>0601020405</w:t>
                       </w:r>
                     </w:p>
                   </w:txbxContent>
@@ -1394,7 +1394,7 @@
                                 <w:color w:val="000000"/>
                                 <w:lang w:val="en-US"/>
                               </w:rPr>
-                              <w:t>${represantant.nom}</w:t>
+                              <w:t>Dupont</w:t>
                             </w:r>
                           </w:p>
                         </w:txbxContent>
@@ -1431,7 +1431,7 @@
                           <w:color w:val="000000"/>
                           <w:lang w:val="en-US"/>
                         </w:rPr>
-                        <w:t>${represantant.nom}</w:t>
+                        <w:t>Dupont</w:t>
                       </w:r>
                     </w:p>
                   </w:txbxContent>
@@ -1532,7 +1532,7 @@
                                 <w:color w:val="000000"/>
                                 <w:lang w:val="en-US"/>
                               </w:rPr>
-                              <w:t>${represantant.adresse}</w:t>
+                              <w:t>12 rue de Paris</w:t>
                             </w:r>
                           </w:p>
                         </w:txbxContent>
@@ -1569,7 +1569,7 @@
                           <w:color w:val="000000"/>
                           <w:lang w:val="en-US"/>
                         </w:rPr>
-                        <w:t>${represantant.adresse}</w:t>
+                        <w:t>12 rue de Paris</w:t>
                       </w:r>
                     </w:p>
                   </w:txbxContent>
@@ -2419,7 +2419,7 @@
                                 <w:color w:val="000000"/>
                                 <w:lang w:val="en-US"/>
                               </w:rPr>
-                              <w:t>${represantant.nom}</w:t>
+                              <w:t>Dupont</w:t>
                             </w:r>
                           </w:p>
                         </w:txbxContent>
@@ -2456,7 +2456,7 @@
                           <w:color w:val="000000"/>
                           <w:lang w:val="en-US"/>
                         </w:rPr>
-                        <w:t>${represantant.nom}</w:t>
+                        <w:t>Dupont</w:t>
                       </w:r>
                     </w:p>
                   </w:txbxContent>
@@ -2616,7 +2616,7 @@
                                 <w:color w:val="000000"/>
                                 <w:lang w:val="en-US"/>
                               </w:rPr>
-                              <w:t>${represantant.nom}</w:t>
+                              <w:t>Dupont</w:t>
                             </w:r>
                           </w:p>
                         </w:txbxContent>
@@ -2653,7 +2653,7 @@
                           <w:color w:val="000000"/>
                           <w:lang w:val="en-US"/>
                         </w:rPr>
-                        <w:t>${represantant.nom}</w:t>
+                        <w:t>Dupont</w:t>
                       </w:r>
                     </w:p>
                   </w:txbxContent>
@@ -2788,7 +2788,7 @@
                                 <w:color w:val="000000"/>
                                 <w:lang w:val="en-US"/>
                               </w:rPr>
-                              <w:t>1</w:t>
+                              <w:t>☑ Autorise   ☐ N’autorise pas</w:t>
                             </w:r>
                           </w:p>
                         </w:txbxContent>
@@ -2825,7 +2825,7 @@
                           <w:color w:val="000000"/>
                           <w:lang w:val="en-US"/>
                         </w:rPr>
-                        <w:t>1</w:t>
+                        <w:t>☑ Autorise   ☐ N’autorise pas</w:t>
                       </w:r>
                     </w:p>
                   </w:txbxContent>
